--- a/Aula 02 - 02-09-2026/Aula 2 - Apostila do Aluno.docx
+++ b/Aula 02 - 02-09-2026/Aula 2 - Apostila do Aluno.docx
@@ -12,7 +12,7 @@
           <w:color w:val="1F497D"/>
           <w:sz w:val="40"/>
         </w:rPr>
-        <w:t>APOSTILA DO ALUNO — AULA 2</w:t>
+        <w:t>APOSTILA DO ALUNO - AULA 2</w:t>
       </w:r>
     </w:p>
     <w:p>
@@ -23,7 +23,7 @@
         <w:rPr>
           <w:sz w:val="26"/>
         </w:rPr>
-        <w:t>Microsoft Power BI Desktop — Conectando e Transformando Dados com Power Query</w:t>
+        <w:t>Microsoft Power BI Desktop - Conectando e Transformando Dados com Power Query</w:t>
       </w:r>
     </w:p>
     <w:p>
@@ -134,7 +134,7 @@
     </w:p>
     <w:p>
       <w:r>
-        <w:t>Nesta aula vamos praticar com Excel e CSV — arquivos simples que não exigem servidor nem licença paga, mas o caminho para conectar a qualquer outra fonte é parecido: Página Inicial &gt; Obter Dados &gt; escolher o conector &gt; informar o caminho/credenciais &gt; selecionar a tabela desejada.</w:t>
+        <w:t>Nesta aula vamos praticar com Excel e CSV, arquivos simples que não exigem servidor nem licença paga, mas o caminho para conectar a qualquer outra fonte é parecido: Página Inicial &gt; Obter Dados &gt; escolher o conector &gt; informar o caminho/credenciais &gt; selecionar a tabela desejada.</w:t>
       </w:r>
     </w:p>
     <w:p>
@@ -179,7 +179,7 @@
     </w:p>
     <w:p>
       <w:r>
-        <w:t>Por trás dos panos, cada etapa é escrita na linguagem M — você não precisa escrever código para usar o Power Query, mas é bom saber que ele existe.</w:t>
+        <w:t>Por trás dos panos, cada etapa é escrita na linguagem M. Você não precisa escrever código para usar o Power Query, mas é bom saber que ele existe.</w:t>
       </w:r>
     </w:p>
     <w:p>
@@ -267,7 +267,7 @@
     </w:p>
     <w:p>
       <w:r>
-        <w:t>Mesclar consultas serve para combinar dados de duas fontes diferentes usando uma coluna em comum — parecido com um PROCV do Excel, mas dentro do Power Query.</w:t>
+        <w:t>Mesclar consultas serve para combinar dados de duas fontes diferentes usando uma coluna em comum, parecido com um PROCV do Excel, mas dentro do Power Query.</w:t>
       </w:r>
     </w:p>
     <w:p>

--- a/Aula 02 - 02-09-2026/Aula 2 - Apostila do Aluno.docx
+++ b/Aula 02 - 02-09-2026/Aula 2 - Apostila do Aluno.docx
@@ -378,6 +378,96 @@
         <w:t>6. Glossário</w:t>
       </w:r>
     </w:p>
+    <w:p>
+      <w:pPr/>
+      <w:r>
+        <w:rPr>
+          <w:b/>
+        </w:rPr>
+        <w:t>Power Query</w:t>
+      </w:r>
+    </w:p>
+    <w:p>
+      <w:pPr/>
+      <w:r>
+        <w:t>Ferramenta de conexão e transformação de dados do Power BI.</w:t>
+      </w:r>
+    </w:p>
+    <w:p>
+      <w:pPr/>
+      <w:r>
+        <w:rPr>
+          <w:b/>
+        </w:rPr>
+        <w:t>Linguagem M</w:t>
+      </w:r>
+    </w:p>
+    <w:p>
+      <w:pPr/>
+      <w:r>
+        <w:t>Linguagem usada internamente pelo Power Query para descrever as transformações.</w:t>
+      </w:r>
+    </w:p>
+    <w:p>
+      <w:pPr/>
+      <w:r>
+        <w:rPr>
+          <w:b/>
+        </w:rPr>
+        <w:t>Etapas Aplicadas</w:t>
+      </w:r>
+    </w:p>
+    <w:p>
+      <w:pPr/>
+      <w:r>
+        <w:t>Lista de passos de transformação registrados, executados em sequência.</w:t>
+      </w:r>
+    </w:p>
+    <w:p>
+      <w:pPr/>
+      <w:r>
+        <w:rPr>
+          <w:b/>
+        </w:rPr>
+        <w:t>Mesclar consultas</w:t>
+      </w:r>
+    </w:p>
+    <w:p>
+      <w:pPr/>
+      <w:r>
+        <w:t>Combinar colunas de duas consultas com base em uma coluna em comum.</w:t>
+      </w:r>
+    </w:p>
+    <w:p>
+      <w:pPr/>
+      <w:r>
+        <w:rPr>
+          <w:b/>
+        </w:rPr>
+        <w:t>Anexar consultas</w:t>
+      </w:r>
+    </w:p>
+    <w:p>
+      <w:pPr/>
+      <w:r>
+        <w:t>Empilhar linhas de duas consultas com a mesma estrutura.</w:t>
+      </w:r>
+    </w:p>
+    <w:p>
+      <w:pPr/>
+      <w:r>
+        <w:rPr>
+          <w:b/>
+        </w:rPr>
+        <w:t>Trim / Aparar</w:t>
+      </w:r>
+    </w:p>
+    <w:p>
+      <w:pPr/>
+      <w:r>
+        <w:t>Remover espaços em branco extras no início/fim de um texto.</w:t>
+      </w:r>
+    </w:p>
     <w:tbl>
       <w:tblPr>
         <w:tblStyle w:val="TableGrid"/>
